--- a/00_GESTION_DEL_PROYECTO/10_LIMITACIONES_Y_SUPUESTOS.docx
+++ b/00_GESTION_DEL_PROYECTO/10_LIMITACIONES_Y_SUPUESTOS.docx
@@ -497,7 +497,7 @@
       <w:r>
         <w:t xml:space="preserve">Limitaciones del producto (L-P), limitaciones de la auditoría documental (L-A) y supuestos (S). Las restricciones de requerimientos se detallan en </w:t>
       </w:r>
-      <w:hyperlink w:history="1" r:id="rIdkabawq4y4ywzz4euhfk0e">
+      <w:hyperlink w:history="1" r:id="rIdpeekx02fkv52skdhsdwcf">
         <w:r>
           <w:rPr>
             <w:color w:val="1D4ED8"/>
@@ -533,9 +533,9 @@
         <w:tblLayout w:type="fixed"/>
       </w:tblPr>
       <w:tblGrid>
-        <w:gridCol w:w="1082"/>
-        <w:gridCol w:w="4673"/>
-        <w:gridCol w:w="3605"/>
+        <w:gridCol w:w="1071"/>
+        <w:gridCol w:w="4726"/>
+        <w:gridCol w:w="3563"/>
       </w:tblGrid>
       <w:tr>
         <w:trPr>
@@ -543,7 +543,7 @@
         </w:trPr>
         <w:tc>
           <w:tcPr>
-            <w:tcW w:type="dxa" w:w="1082"/>
+            <w:tcW w:type="dxa" w:w="1071"/>
             <w:tcBorders>
               <w:top w:val="single" w:color="CBD5E1" w:sz="4"/>
               <w:left w:val="single" w:color="CBD5E1" w:sz="4"/>
@@ -573,7 +573,7 @@
         </w:tc>
         <w:tc>
           <w:tcPr>
-            <w:tcW w:type="dxa" w:w="4673"/>
+            <w:tcW w:type="dxa" w:w="4726"/>
             <w:tcBorders>
               <w:top w:val="single" w:color="CBD5E1" w:sz="4"/>
               <w:left w:val="single" w:color="CBD5E1" w:sz="4"/>
@@ -603,7 +603,7 @@
         </w:tc>
         <w:tc>
           <w:tcPr>
-            <w:tcW w:type="dxa" w:w="3605"/>
+            <w:tcW w:type="dxa" w:w="3563"/>
             <w:tcBorders>
               <w:top w:val="single" w:color="CBD5E1" w:sz="4"/>
               <w:left w:val="single" w:color="CBD5E1" w:sz="4"/>
@@ -635,7 +635,7 @@
       <w:tr>
         <w:tc>
           <w:tcPr>
-            <w:tcW w:type="dxa" w:w="1082"/>
+            <w:tcW w:type="dxa" w:w="1071"/>
             <w:tcBorders>
               <w:top w:val="single" w:color="CBD5E1" w:sz="4"/>
               <w:left w:val="single" w:color="CBD5E1" w:sz="4"/>
@@ -662,7 +662,7 @@
         </w:tc>
         <w:tc>
           <w:tcPr>
-            <w:tcW w:type="dxa" w:w="4673"/>
+            <w:tcW w:type="dxa" w:w="4726"/>
             <w:tcBorders>
               <w:top w:val="single" w:color="CBD5E1" w:sz="4"/>
               <w:left w:val="single" w:color="CBD5E1" w:sz="4"/>
@@ -689,7 +689,7 @@
         </w:tc>
         <w:tc>
           <w:tcPr>
-            <w:tcW w:type="dxa" w:w="3605"/>
+            <w:tcW w:type="dxa" w:w="3563"/>
             <w:tcBorders>
               <w:top w:val="single" w:color="CBD5E1" w:sz="4"/>
               <w:left w:val="single" w:color="CBD5E1" w:sz="4"/>
@@ -727,7 +727,7 @@
       <w:tr>
         <w:tc>
           <w:tcPr>
-            <w:tcW w:type="dxa" w:w="1082"/>
+            <w:tcW w:type="dxa" w:w="1071"/>
             <w:tcBorders>
               <w:top w:val="single" w:color="CBD5E1" w:sz="4"/>
               <w:left w:val="single" w:color="CBD5E1" w:sz="4"/>
@@ -754,7 +754,7 @@
         </w:tc>
         <w:tc>
           <w:tcPr>
-            <w:tcW w:type="dxa" w:w="4673"/>
+            <w:tcW w:type="dxa" w:w="4726"/>
             <w:tcBorders>
               <w:top w:val="single" w:color="CBD5E1" w:sz="4"/>
               <w:left w:val="single" w:color="CBD5E1" w:sz="4"/>
@@ -797,7 +797,7 @@
         </w:tc>
         <w:tc>
           <w:tcPr>
-            <w:tcW w:type="dxa" w:w="3605"/>
+            <w:tcW w:type="dxa" w:w="3563"/>
             <w:tcBorders>
               <w:top w:val="single" w:color="CBD5E1" w:sz="4"/>
               <w:left w:val="single" w:color="CBD5E1" w:sz="4"/>
@@ -844,7 +844,7 @@
       <w:tr>
         <w:tc>
           <w:tcPr>
-            <w:tcW w:type="dxa" w:w="1082"/>
+            <w:tcW w:type="dxa" w:w="1071"/>
             <w:tcBorders>
               <w:top w:val="single" w:color="CBD5E1" w:sz="4"/>
               <w:left w:val="single" w:color="CBD5E1" w:sz="4"/>
@@ -871,7 +871,7 @@
         </w:tc>
         <w:tc>
           <w:tcPr>
-            <w:tcW w:type="dxa" w:w="4673"/>
+            <w:tcW w:type="dxa" w:w="4726"/>
             <w:tcBorders>
               <w:top w:val="single" w:color="CBD5E1" w:sz="4"/>
               <w:left w:val="single" w:color="CBD5E1" w:sz="4"/>
@@ -898,7 +898,7 @@
         </w:tc>
         <w:tc>
           <w:tcPr>
-            <w:tcW w:type="dxa" w:w="3605"/>
+            <w:tcW w:type="dxa" w:w="3563"/>
             <w:tcBorders>
               <w:top w:val="single" w:color="CBD5E1" w:sz="4"/>
               <w:left w:val="single" w:color="CBD5E1" w:sz="4"/>
@@ -929,7 +929,7 @@
       <w:tr>
         <w:tc>
           <w:tcPr>
-            <w:tcW w:type="dxa" w:w="1082"/>
+            <w:tcW w:type="dxa" w:w="1071"/>
             <w:tcBorders>
               <w:top w:val="single" w:color="CBD5E1" w:sz="4"/>
               <w:left w:val="single" w:color="CBD5E1" w:sz="4"/>
@@ -956,7 +956,7 @@
         </w:tc>
         <w:tc>
           <w:tcPr>
-            <w:tcW w:type="dxa" w:w="4673"/>
+            <w:tcW w:type="dxa" w:w="4726"/>
             <w:tcBorders>
               <w:top w:val="single" w:color="CBD5E1" w:sz="4"/>
               <w:left w:val="single" w:color="CBD5E1" w:sz="4"/>
@@ -983,7 +983,7 @@
         </w:tc>
         <w:tc>
           <w:tcPr>
-            <w:tcW w:type="dxa" w:w="3605"/>
+            <w:tcW w:type="dxa" w:w="3563"/>
             <w:tcBorders>
               <w:top w:val="single" w:color="CBD5E1" w:sz="4"/>
               <w:left w:val="single" w:color="CBD5E1" w:sz="4"/>
@@ -1014,7 +1014,7 @@
       <w:tr>
         <w:tc>
           <w:tcPr>
-            <w:tcW w:type="dxa" w:w="1082"/>
+            <w:tcW w:type="dxa" w:w="1071"/>
             <w:tcBorders>
               <w:top w:val="single" w:color="CBD5E1" w:sz="4"/>
               <w:left w:val="single" w:color="CBD5E1" w:sz="4"/>
@@ -1041,7 +1041,7 @@
         </w:tc>
         <w:tc>
           <w:tcPr>
-            <w:tcW w:type="dxa" w:w="4673"/>
+            <w:tcW w:type="dxa" w:w="4726"/>
             <w:tcBorders>
               <w:top w:val="single" w:color="CBD5E1" w:sz="4"/>
               <w:left w:val="single" w:color="CBD5E1" w:sz="4"/>
@@ -1068,7 +1068,7 @@
         </w:tc>
         <w:tc>
           <w:tcPr>
-            <w:tcW w:type="dxa" w:w="3605"/>
+            <w:tcW w:type="dxa" w:w="3563"/>
             <w:tcBorders>
               <w:top w:val="single" w:color="CBD5E1" w:sz="4"/>
               <w:left w:val="single" w:color="CBD5E1" w:sz="4"/>
@@ -1099,7 +1099,7 @@
       <w:tr>
         <w:tc>
           <w:tcPr>
-            <w:tcW w:type="dxa" w:w="1082"/>
+            <w:tcW w:type="dxa" w:w="1071"/>
             <w:tcBorders>
               <w:top w:val="single" w:color="CBD5E1" w:sz="4"/>
               <w:left w:val="single" w:color="CBD5E1" w:sz="4"/>
@@ -1126,7 +1126,7 @@
         </w:tc>
         <w:tc>
           <w:tcPr>
-            <w:tcW w:type="dxa" w:w="4673"/>
+            <w:tcW w:type="dxa" w:w="4726"/>
             <w:tcBorders>
               <w:top w:val="single" w:color="CBD5E1" w:sz="4"/>
               <w:left w:val="single" w:color="CBD5E1" w:sz="4"/>
@@ -1153,7 +1153,7 @@
         </w:tc>
         <w:tc>
           <w:tcPr>
-            <w:tcW w:type="dxa" w:w="3605"/>
+            <w:tcW w:type="dxa" w:w="3563"/>
             <w:tcBorders>
               <w:top w:val="single" w:color="CBD5E1" w:sz="4"/>
               <w:left w:val="single" w:color="CBD5E1" w:sz="4"/>
@@ -1184,7 +1184,7 @@
       <w:tr>
         <w:tc>
           <w:tcPr>
-            <w:tcW w:type="dxa" w:w="1082"/>
+            <w:tcW w:type="dxa" w:w="1071"/>
             <w:tcBorders>
               <w:top w:val="single" w:color="CBD5E1" w:sz="4"/>
               <w:left w:val="single" w:color="CBD5E1" w:sz="4"/>
@@ -1211,7 +1211,7 @@
         </w:tc>
         <w:tc>
           <w:tcPr>
-            <w:tcW w:type="dxa" w:w="4673"/>
+            <w:tcW w:type="dxa" w:w="4726"/>
             <w:tcBorders>
               <w:top w:val="single" w:color="CBD5E1" w:sz="4"/>
               <w:left w:val="single" w:color="CBD5E1" w:sz="4"/>
@@ -1247,7 +1247,7 @@
         </w:tc>
         <w:tc>
           <w:tcPr>
-            <w:tcW w:type="dxa" w:w="3605"/>
+            <w:tcW w:type="dxa" w:w="3563"/>
             <w:tcBorders>
               <w:top w:val="single" w:color="CBD5E1" w:sz="4"/>
               <w:left w:val="single" w:color="CBD5E1" w:sz="4"/>
@@ -1278,7 +1278,7 @@
       <w:tr>
         <w:tc>
           <w:tcPr>
-            <w:tcW w:type="dxa" w:w="1082"/>
+            <w:tcW w:type="dxa" w:w="1071"/>
             <w:tcBorders>
               <w:top w:val="single" w:color="CBD5E1" w:sz="4"/>
               <w:left w:val="single" w:color="CBD5E1" w:sz="4"/>
@@ -1305,7 +1305,7 @@
         </w:tc>
         <w:tc>
           <w:tcPr>
-            <w:tcW w:type="dxa" w:w="4673"/>
+            <w:tcW w:type="dxa" w:w="4726"/>
             <w:tcBorders>
               <w:top w:val="single" w:color="CBD5E1" w:sz="4"/>
               <w:left w:val="single" w:color="CBD5E1" w:sz="4"/>
@@ -1350,7 +1350,7 @@
         </w:tc>
         <w:tc>
           <w:tcPr>
-            <w:tcW w:type="dxa" w:w="3605"/>
+            <w:tcW w:type="dxa" w:w="3563"/>
             <w:tcBorders>
               <w:top w:val="single" w:color="CBD5E1" w:sz="4"/>
               <w:left w:val="single" w:color="CBD5E1" w:sz="4"/>
@@ -1381,7 +1381,7 @@
       <w:tr>
         <w:tc>
           <w:tcPr>
-            <w:tcW w:type="dxa" w:w="1082"/>
+            <w:tcW w:type="dxa" w:w="1071"/>
             <w:tcBorders>
               <w:top w:val="single" w:color="CBD5E1" w:sz="4"/>
               <w:left w:val="single" w:color="CBD5E1" w:sz="4"/>
@@ -1408,219 +1408,37 @@
         </w:tc>
         <w:tc>
           <w:tcPr>
-            <w:tcW w:type="dxa" w:w="4673"/>
-            <w:tcBorders>
-              <w:top w:val="single" w:color="CBD5E1" w:sz="4"/>
-              <w:left w:val="single" w:color="CBD5E1" w:sz="4"/>
-              <w:bottom w:val="single" w:color="CBD5E1" w:sz="4"/>
-              <w:right w:val="single" w:color="CBD5E1" w:sz="4"/>
-            </w:tcBorders>
-            <w:tcMar>
-              <w:top w:type="dxa" w:w="60"/>
-              <w:left w:type="dxa" w:w="90"/>
-              <w:bottom w:type="dxa" w:w="60"/>
-              <w:right w:type="dxa" w:w="90"/>
-            </w:tcMar>
-            <w:vAlign w:val="top"/>
-          </w:tcPr>
-          <w:p>
-            <w:r>
-              <w:rPr>
+            <w:tcW w:type="dxa" w:w="4726"/>
+            <w:tcBorders>
+              <w:top w:val="single" w:color="CBD5E1" w:sz="4"/>
+              <w:left w:val="single" w:color="CBD5E1" w:sz="4"/>
+              <w:bottom w:val="single" w:color="CBD5E1" w:sz="4"/>
+              <w:right w:val="single" w:color="CBD5E1" w:sz="4"/>
+            </w:tcBorders>
+            <w:tcMar>
+              <w:top w:type="dxa" w:w="60"/>
+              <w:left w:type="dxa" w:w="90"/>
+              <w:bottom w:type="dxa" w:w="60"/>
+              <w:right w:type="dxa" w:w="90"/>
+            </w:tcMar>
+            <w:vAlign w:val="top"/>
+          </w:tcPr>
+          <w:p>
+            <w:r>
+              <w:rPr>
+                <w:strike/>
                 <w:sz w:val="17"/>
                 <w:szCs w:val="17"/>
               </w:rPr>
               <w:t xml:space="preserve">Sin pantallas para la mayor parte de "mi cuenta"</w:t>
             </w:r>
-          </w:p>
-        </w:tc>
-        <w:tc>
-          <w:tcPr>
-            <w:tcW w:type="dxa" w:w="3605"/>
-            <w:tcBorders>
-              <w:top w:val="single" w:color="CBD5E1" w:sz="4"/>
-              <w:left w:val="single" w:color="CBD5E1" w:sz="4"/>
-              <w:bottom w:val="single" w:color="CBD5E1" w:sz="4"/>
-              <w:right w:val="single" w:color="CBD5E1" w:sz="4"/>
-            </w:tcBorders>
-            <w:tcMar>
-              <w:top w:type="dxa" w:w="60"/>
-              <w:left w:type="dxa" w:w="90"/>
-              <w:bottom w:type="dxa" w:w="60"/>
-              <w:right w:type="dxa" w:w="90"/>
-            </w:tcMar>
-            <w:vAlign w:val="top"/>
-          </w:tcPr>
-          <w:p>
-            <w:r>
-              <w:rPr>
-                <w:sz w:val="17"/>
-                <w:szCs w:val="17"/>
-              </w:rPr>
-              <w:t xml:space="preserve">BUG</w:t>
-              <w:noBreakHyphen/>
-              <w:t xml:space="preserve">004</w:t>
-            </w:r>
-          </w:p>
-        </w:tc>
-      </w:tr>
-      <w:tr>
-        <w:tc>
-          <w:tcPr>
-            <w:tcW w:type="dxa" w:w="1082"/>
-            <w:tcBorders>
-              <w:top w:val="single" w:color="CBD5E1" w:sz="4"/>
-              <w:left w:val="single" w:color="CBD5E1" w:sz="4"/>
-              <w:bottom w:val="single" w:color="CBD5E1" w:sz="4"/>
-              <w:right w:val="single" w:color="CBD5E1" w:sz="4"/>
-            </w:tcBorders>
-            <w:tcMar>
-              <w:top w:type="dxa" w:w="60"/>
-              <w:left w:type="dxa" w:w="90"/>
-              <w:bottom w:type="dxa" w:w="60"/>
-              <w:right w:type="dxa" w:w="90"/>
-            </w:tcMar>
-            <w:vAlign w:val="top"/>
-          </w:tcPr>
-          <w:p>
-            <w:r>
-              <w:rPr>
-                <w:sz w:val="17"/>
-                <w:szCs w:val="17"/>
-              </w:rPr>
-              <w:t xml:space="preserve">L-P-10</w:t>
-            </w:r>
-          </w:p>
-        </w:tc>
-        <w:tc>
-          <w:tcPr>
-            <w:tcW w:type="dxa" w:w="4673"/>
-            <w:tcBorders>
-              <w:top w:val="single" w:color="CBD5E1" w:sz="4"/>
-              <w:left w:val="single" w:color="CBD5E1" w:sz="4"/>
-              <w:bottom w:val="single" w:color="CBD5E1" w:sz="4"/>
-              <w:right w:val="single" w:color="CBD5E1" w:sz="4"/>
-            </w:tcBorders>
-            <w:tcMar>
-              <w:top w:type="dxa" w:w="60"/>
-              <w:left w:type="dxa" w:w="90"/>
-              <w:bottom w:type="dxa" w:w="60"/>
-              <w:right w:type="dxa" w:w="90"/>
-            </w:tcMar>
-            <w:vAlign w:val="top"/>
-          </w:tcPr>
-          <w:p>
-            <w:r>
-              <w:rPr>
-                <w:sz w:val="17"/>
-                <w:szCs w:val="17"/>
-              </w:rPr>
-              <w:t xml:space="preserve">Traducción solo parcial</w:t>
-            </w:r>
-          </w:p>
-        </w:tc>
-        <w:tc>
-          <w:tcPr>
-            <w:tcW w:type="dxa" w:w="3605"/>
-            <w:tcBorders>
-              <w:top w:val="single" w:color="CBD5E1" w:sz="4"/>
-              <w:left w:val="single" w:color="CBD5E1" w:sz="4"/>
-              <w:bottom w:val="single" w:color="CBD5E1" w:sz="4"/>
-              <w:right w:val="single" w:color="CBD5E1" w:sz="4"/>
-            </w:tcBorders>
-            <w:tcMar>
-              <w:top w:type="dxa" w:w="60"/>
-              <w:left w:type="dxa" w:w="90"/>
-              <w:bottom w:type="dxa" w:w="60"/>
-              <w:right w:type="dxa" w:w="90"/>
-            </w:tcMar>
-            <w:vAlign w:val="top"/>
-          </w:tcPr>
-          <w:p>
-            <w:r>
-              <w:rPr>
-                <w:sz w:val="17"/>
-                <w:szCs w:val="17"/>
-              </w:rPr>
-              <w:t xml:space="preserve">BUG</w:t>
-              <w:noBreakHyphen/>
-              <w:t xml:space="preserve">016</w:t>
-            </w:r>
-          </w:p>
-        </w:tc>
-      </w:tr>
-      <w:tr>
-        <w:tc>
-          <w:tcPr>
-            <w:tcW w:type="dxa" w:w="1082"/>
-            <w:tcBorders>
-              <w:top w:val="single" w:color="CBD5E1" w:sz="4"/>
-              <w:left w:val="single" w:color="CBD5E1" w:sz="4"/>
-              <w:bottom w:val="single" w:color="CBD5E1" w:sz="4"/>
-              <w:right w:val="single" w:color="CBD5E1" w:sz="4"/>
-            </w:tcBorders>
-            <w:tcMar>
-              <w:top w:type="dxa" w:w="60"/>
-              <w:left w:type="dxa" w:w="90"/>
-              <w:bottom w:type="dxa" w:w="60"/>
-              <w:right w:type="dxa" w:w="90"/>
-            </w:tcMar>
-            <w:vAlign w:val="top"/>
-          </w:tcPr>
-          <w:p>
-            <w:r>
-              <w:rPr>
-                <w:sz w:val="17"/>
-                <w:szCs w:val="17"/>
-              </w:rPr>
-              <w:t xml:space="preserve">L-P-11</w:t>
-            </w:r>
-          </w:p>
-        </w:tc>
-        <w:tc>
-          <w:tcPr>
-            <w:tcW w:type="dxa" w:w="4673"/>
-            <w:tcBorders>
-              <w:top w:val="single" w:color="CBD5E1" w:sz="4"/>
-              <w:left w:val="single" w:color="CBD5E1" w:sz="4"/>
-              <w:bottom w:val="single" w:color="CBD5E1" w:sz="4"/>
-              <w:right w:val="single" w:color="CBD5E1" w:sz="4"/>
-            </w:tcBorders>
-            <w:tcMar>
-              <w:top w:type="dxa" w:w="60"/>
-              <w:left w:type="dxa" w:w="90"/>
-              <w:bottom w:type="dxa" w:w="60"/>
-              <w:right w:type="dxa" w:w="90"/>
-            </w:tcMar>
-            <w:vAlign w:val="top"/>
-          </w:tcPr>
-          <w:p>
-            <w:r>
-              <w:rPr>
-                <w:sz w:val="17"/>
-                <w:szCs w:val="17"/>
-              </w:rPr>
-              <w:t xml:space="preserve">Sin antivirus para documentos cargados</w:t>
-            </w:r>
-          </w:p>
-        </w:tc>
-        <w:tc>
-          <w:tcPr>
-            <w:tcW w:type="dxa" w:w="3605"/>
-            <w:tcBorders>
-              <w:top w:val="single" w:color="CBD5E1" w:sz="4"/>
-              <w:left w:val="single" w:color="CBD5E1" w:sz="4"/>
-              <w:bottom w:val="single" w:color="CBD5E1" w:sz="4"/>
-              <w:right w:val="single" w:color="CBD5E1" w:sz="4"/>
-            </w:tcBorders>
-            <w:tcMar>
-              <w:top w:type="dxa" w:w="60"/>
-              <w:left w:type="dxa" w:w="90"/>
-              <w:bottom w:type="dxa" w:w="60"/>
-              <w:right w:type="dxa" w:w="90"/>
-            </w:tcMar>
-            <w:vAlign w:val="top"/>
-          </w:tcPr>
-          <w:p>
+            <w:r>
+              <w:rPr>
+                <w:sz w:val="17"/>
+                <w:szCs w:val="17"/>
+              </w:rPr>
+              <w:t xml:space="preserve"> Resuelta el 2026-10-16 (</w:t>
+            </w:r>
             <w:r>
               <w:rPr>
                 <w:rFonts w:ascii="Consolas" w:cs="Consolas" w:eastAsia="Consolas" w:hAnsi="Consolas"/>
@@ -1628,14 +1446,43 @@
                 <w:szCs w:val="16"/>
                 <w:shd w:fill="F1F5F9" w:color="auto" w:val="clear"/>
               </w:rPr>
-              <w:t xml:space="preserve">docs/AUDITORIA_TECNICA.md</w:t>
-            </w:r>
-            <w:r>
-              <w:rPr>
-                <w:sz w:val="17"/>
-                <w:szCs w:val="17"/>
-              </w:rPr>
-              <w:t xml:space="preserve"> §5</w:t>
+              <w:t xml:space="preserve">frontend/mi-cuenta.html</w:t>
+            </w:r>
+            <w:r>
+              <w:rPr>
+                <w:sz w:val="17"/>
+                <w:szCs w:val="17"/>
+              </w:rPr>
+              <w:t xml:space="preserve">)</w:t>
+            </w:r>
+          </w:p>
+        </w:tc>
+        <w:tc>
+          <w:tcPr>
+            <w:tcW w:type="dxa" w:w="3563"/>
+            <w:tcBorders>
+              <w:top w:val="single" w:color="CBD5E1" w:sz="4"/>
+              <w:left w:val="single" w:color="CBD5E1" w:sz="4"/>
+              <w:bottom w:val="single" w:color="CBD5E1" w:sz="4"/>
+              <w:right w:val="single" w:color="CBD5E1" w:sz="4"/>
+            </w:tcBorders>
+            <w:tcMar>
+              <w:top w:type="dxa" w:w="60"/>
+              <w:left w:type="dxa" w:w="90"/>
+              <w:bottom w:type="dxa" w:w="60"/>
+              <w:right w:type="dxa" w:w="90"/>
+            </w:tcMar>
+            <w:vAlign w:val="top"/>
+          </w:tcPr>
+          <w:p>
+            <w:r>
+              <w:rPr>
+                <w:sz w:val="17"/>
+                <w:szCs w:val="17"/>
+              </w:rPr>
+              <w:t xml:space="preserve">BUG</w:t>
+              <w:noBreakHyphen/>
+              <w:t xml:space="preserve">004</w:t>
             </w:r>
           </w:p>
         </w:tc>
@@ -1643,61 +1490,61 @@
       <w:tr>
         <w:tc>
           <w:tcPr>
-            <w:tcW w:type="dxa" w:w="1082"/>
-            <w:tcBorders>
-              <w:top w:val="single" w:color="CBD5E1" w:sz="4"/>
-              <w:left w:val="single" w:color="CBD5E1" w:sz="4"/>
-              <w:bottom w:val="single" w:color="CBD5E1" w:sz="4"/>
-              <w:right w:val="single" w:color="CBD5E1" w:sz="4"/>
-            </w:tcBorders>
-            <w:tcMar>
-              <w:top w:type="dxa" w:w="60"/>
-              <w:left w:type="dxa" w:w="90"/>
-              <w:bottom w:type="dxa" w:w="60"/>
-              <w:right w:type="dxa" w:w="90"/>
-            </w:tcMar>
-            <w:vAlign w:val="top"/>
-          </w:tcPr>
-          <w:p>
-            <w:r>
-              <w:rPr>
-                <w:sz w:val="17"/>
-                <w:szCs w:val="17"/>
-              </w:rPr>
-              <w:t xml:space="preserve">L-P-12</w:t>
-            </w:r>
-          </w:p>
-        </w:tc>
-        <w:tc>
-          <w:tcPr>
-            <w:tcW w:type="dxa" w:w="4673"/>
-            <w:tcBorders>
-              <w:top w:val="single" w:color="CBD5E1" w:sz="4"/>
-              <w:left w:val="single" w:color="CBD5E1" w:sz="4"/>
-              <w:bottom w:val="single" w:color="CBD5E1" w:sz="4"/>
-              <w:right w:val="single" w:color="CBD5E1" w:sz="4"/>
-            </w:tcBorders>
-            <w:tcMar>
-              <w:top w:type="dxa" w:w="60"/>
-              <w:left w:type="dxa" w:w="90"/>
-              <w:bottom w:type="dxa" w:w="60"/>
-              <w:right w:type="dxa" w:w="90"/>
-            </w:tcMar>
-            <w:vAlign w:val="top"/>
-          </w:tcPr>
-          <w:p>
-            <w:r>
-              <w:rPr>
-                <w:sz w:val="17"/>
-                <w:szCs w:val="17"/>
-              </w:rPr>
-              <w:t xml:space="preserve">Sin borrado automático por plazos de conservación</w:t>
-            </w:r>
-          </w:p>
-        </w:tc>
-        <w:tc>
-          <w:tcPr>
-            <w:tcW w:type="dxa" w:w="3605"/>
+            <w:tcW w:type="dxa" w:w="1071"/>
+            <w:tcBorders>
+              <w:top w:val="single" w:color="CBD5E1" w:sz="4"/>
+              <w:left w:val="single" w:color="CBD5E1" w:sz="4"/>
+              <w:bottom w:val="single" w:color="CBD5E1" w:sz="4"/>
+              <w:right w:val="single" w:color="CBD5E1" w:sz="4"/>
+            </w:tcBorders>
+            <w:tcMar>
+              <w:top w:type="dxa" w:w="60"/>
+              <w:left w:type="dxa" w:w="90"/>
+              <w:bottom w:type="dxa" w:w="60"/>
+              <w:right w:type="dxa" w:w="90"/>
+            </w:tcMar>
+            <w:vAlign w:val="top"/>
+          </w:tcPr>
+          <w:p>
+            <w:r>
+              <w:rPr>
+                <w:sz w:val="17"/>
+                <w:szCs w:val="17"/>
+              </w:rPr>
+              <w:t xml:space="preserve">L-P-10</w:t>
+            </w:r>
+          </w:p>
+        </w:tc>
+        <w:tc>
+          <w:tcPr>
+            <w:tcW w:type="dxa" w:w="4726"/>
+            <w:tcBorders>
+              <w:top w:val="single" w:color="CBD5E1" w:sz="4"/>
+              <w:left w:val="single" w:color="CBD5E1" w:sz="4"/>
+              <w:bottom w:val="single" w:color="CBD5E1" w:sz="4"/>
+              <w:right w:val="single" w:color="CBD5E1" w:sz="4"/>
+            </w:tcBorders>
+            <w:tcMar>
+              <w:top w:type="dxa" w:w="60"/>
+              <w:left w:type="dxa" w:w="90"/>
+              <w:bottom w:type="dxa" w:w="60"/>
+              <w:right w:type="dxa" w:w="90"/>
+            </w:tcMar>
+            <w:vAlign w:val="top"/>
+          </w:tcPr>
+          <w:p>
+            <w:r>
+              <w:rPr>
+                <w:sz w:val="17"/>
+                <w:szCs w:val="17"/>
+              </w:rPr>
+              <w:t xml:space="preserve">Traducción solo parcial</w:t>
+            </w:r>
+          </w:p>
+        </w:tc>
+        <w:tc>
+          <w:tcPr>
+            <w:tcW w:type="dxa" w:w="3563"/>
             <w:tcBorders>
               <w:top w:val="single" w:color="CBD5E1" w:sz="4"/>
               <w:left w:val="single" w:color="CBD5E1" w:sz="4"/>
@@ -1720,7 +1567,7 @@
               </w:rPr>
               <w:t xml:space="preserve">BUG</w:t>
               <w:noBreakHyphen/>
-              <w:t xml:space="preserve">015</w:t>
+              <w:t xml:space="preserve">016</w:t>
             </w:r>
           </w:p>
         </w:tc>
@@ -1728,61 +1575,61 @@
       <w:tr>
         <w:tc>
           <w:tcPr>
-            <w:tcW w:type="dxa" w:w="1082"/>
-            <w:tcBorders>
-              <w:top w:val="single" w:color="CBD5E1" w:sz="4"/>
-              <w:left w:val="single" w:color="CBD5E1" w:sz="4"/>
-              <w:bottom w:val="single" w:color="CBD5E1" w:sz="4"/>
-              <w:right w:val="single" w:color="CBD5E1" w:sz="4"/>
-            </w:tcBorders>
-            <w:tcMar>
-              <w:top w:type="dxa" w:w="60"/>
-              <w:left w:type="dxa" w:w="90"/>
-              <w:bottom w:type="dxa" w:w="60"/>
-              <w:right w:type="dxa" w:w="90"/>
-            </w:tcMar>
-            <w:vAlign w:val="top"/>
-          </w:tcPr>
-          <w:p>
-            <w:r>
-              <w:rPr>
-                <w:sz w:val="17"/>
-                <w:szCs w:val="17"/>
-              </w:rPr>
-              <w:t xml:space="preserve">L-P-13</w:t>
-            </w:r>
-          </w:p>
-        </w:tc>
-        <w:tc>
-          <w:tcPr>
-            <w:tcW w:type="dxa" w:w="4673"/>
-            <w:tcBorders>
-              <w:top w:val="single" w:color="CBD5E1" w:sz="4"/>
-              <w:left w:val="single" w:color="CBD5E1" w:sz="4"/>
-              <w:bottom w:val="single" w:color="CBD5E1" w:sz="4"/>
-              <w:right w:val="single" w:color="CBD5E1" w:sz="4"/>
-            </w:tcBorders>
-            <w:tcMar>
-              <w:top w:type="dxa" w:w="60"/>
-              <w:left w:type="dxa" w:w="90"/>
-              <w:bottom w:type="dxa" w:w="60"/>
-              <w:right w:type="dxa" w:w="90"/>
-            </w:tcMar>
-            <w:vAlign w:val="top"/>
-          </w:tcPr>
-          <w:p>
-            <w:r>
-              <w:rPr>
-                <w:sz w:val="17"/>
-                <w:szCs w:val="17"/>
-              </w:rPr>
-              <w:t xml:space="preserve">No se consultan fuentes oficiales de personas (SIGEP, Registraduría)</w:t>
-            </w:r>
-          </w:p>
-        </w:tc>
-        <w:tc>
-          <w:tcPr>
-            <w:tcW w:type="dxa" w:w="3605"/>
+            <w:tcW w:type="dxa" w:w="1071"/>
+            <w:tcBorders>
+              <w:top w:val="single" w:color="CBD5E1" w:sz="4"/>
+              <w:left w:val="single" w:color="CBD5E1" w:sz="4"/>
+              <w:bottom w:val="single" w:color="CBD5E1" w:sz="4"/>
+              <w:right w:val="single" w:color="CBD5E1" w:sz="4"/>
+            </w:tcBorders>
+            <w:tcMar>
+              <w:top w:type="dxa" w:w="60"/>
+              <w:left w:type="dxa" w:w="90"/>
+              <w:bottom w:type="dxa" w:w="60"/>
+              <w:right w:type="dxa" w:w="90"/>
+            </w:tcMar>
+            <w:vAlign w:val="top"/>
+          </w:tcPr>
+          <w:p>
+            <w:r>
+              <w:rPr>
+                <w:sz w:val="17"/>
+                <w:szCs w:val="17"/>
+              </w:rPr>
+              <w:t xml:space="preserve">L-P-11</w:t>
+            </w:r>
+          </w:p>
+        </w:tc>
+        <w:tc>
+          <w:tcPr>
+            <w:tcW w:type="dxa" w:w="4726"/>
+            <w:tcBorders>
+              <w:top w:val="single" w:color="CBD5E1" w:sz="4"/>
+              <w:left w:val="single" w:color="CBD5E1" w:sz="4"/>
+              <w:bottom w:val="single" w:color="CBD5E1" w:sz="4"/>
+              <w:right w:val="single" w:color="CBD5E1" w:sz="4"/>
+            </w:tcBorders>
+            <w:tcMar>
+              <w:top w:type="dxa" w:w="60"/>
+              <w:left w:type="dxa" w:w="90"/>
+              <w:bottom w:type="dxa" w:w="60"/>
+              <w:right w:type="dxa" w:w="90"/>
+            </w:tcMar>
+            <w:vAlign w:val="top"/>
+          </w:tcPr>
+          <w:p>
+            <w:r>
+              <w:rPr>
+                <w:sz w:val="17"/>
+                <w:szCs w:val="17"/>
+              </w:rPr>
+              <w:t xml:space="preserve">Sin antivirus para documentos cargados</w:t>
+            </w:r>
+          </w:p>
+        </w:tc>
+        <w:tc>
+          <w:tcPr>
+            <w:tcW w:type="dxa" w:w="3563"/>
             <w:tcBorders>
               <w:top w:val="single" w:color="CBD5E1" w:sz="4"/>
               <w:left w:val="single" w:color="CBD5E1" w:sz="4"/>
@@ -1805,7 +1652,14 @@
                 <w:szCs w:val="16"/>
                 <w:shd w:fill="F1F5F9" w:color="auto" w:val="clear"/>
               </w:rPr>
-              <w:t xml:space="preserve">docs/VIABILIDAD_SIGEP_DATOS_ABIERTOS.md</w:t>
+              <w:t xml:space="preserve">docs/AUDITORIA_TECNICA.md</w:t>
+            </w:r>
+            <w:r>
+              <w:rPr>
+                <w:sz w:val="17"/>
+                <w:szCs w:val="17"/>
+              </w:rPr>
+              <w:t xml:space="preserve"> §5</w:t>
             </w:r>
           </w:p>
         </w:tc>
@@ -1813,7 +1667,177 @@
       <w:tr>
         <w:tc>
           <w:tcPr>
-            <w:tcW w:type="dxa" w:w="1082"/>
+            <w:tcW w:type="dxa" w:w="1071"/>
+            <w:tcBorders>
+              <w:top w:val="single" w:color="CBD5E1" w:sz="4"/>
+              <w:left w:val="single" w:color="CBD5E1" w:sz="4"/>
+              <w:bottom w:val="single" w:color="CBD5E1" w:sz="4"/>
+              <w:right w:val="single" w:color="CBD5E1" w:sz="4"/>
+            </w:tcBorders>
+            <w:tcMar>
+              <w:top w:type="dxa" w:w="60"/>
+              <w:left w:type="dxa" w:w="90"/>
+              <w:bottom w:type="dxa" w:w="60"/>
+              <w:right w:type="dxa" w:w="90"/>
+            </w:tcMar>
+            <w:vAlign w:val="top"/>
+          </w:tcPr>
+          <w:p>
+            <w:r>
+              <w:rPr>
+                <w:sz w:val="17"/>
+                <w:szCs w:val="17"/>
+              </w:rPr>
+              <w:t xml:space="preserve">L-P-12</w:t>
+            </w:r>
+          </w:p>
+        </w:tc>
+        <w:tc>
+          <w:tcPr>
+            <w:tcW w:type="dxa" w:w="4726"/>
+            <w:tcBorders>
+              <w:top w:val="single" w:color="CBD5E1" w:sz="4"/>
+              <w:left w:val="single" w:color="CBD5E1" w:sz="4"/>
+              <w:bottom w:val="single" w:color="CBD5E1" w:sz="4"/>
+              <w:right w:val="single" w:color="CBD5E1" w:sz="4"/>
+            </w:tcBorders>
+            <w:tcMar>
+              <w:top w:type="dxa" w:w="60"/>
+              <w:left w:type="dxa" w:w="90"/>
+              <w:bottom w:type="dxa" w:w="60"/>
+              <w:right w:type="dxa" w:w="90"/>
+            </w:tcMar>
+            <w:vAlign w:val="top"/>
+          </w:tcPr>
+          <w:p>
+            <w:r>
+              <w:rPr>
+                <w:sz w:val="17"/>
+                <w:szCs w:val="17"/>
+              </w:rPr>
+              <w:t xml:space="preserve">Sin borrado automático por plazos de conservación</w:t>
+            </w:r>
+          </w:p>
+        </w:tc>
+        <w:tc>
+          <w:tcPr>
+            <w:tcW w:type="dxa" w:w="3563"/>
+            <w:tcBorders>
+              <w:top w:val="single" w:color="CBD5E1" w:sz="4"/>
+              <w:left w:val="single" w:color="CBD5E1" w:sz="4"/>
+              <w:bottom w:val="single" w:color="CBD5E1" w:sz="4"/>
+              <w:right w:val="single" w:color="CBD5E1" w:sz="4"/>
+            </w:tcBorders>
+            <w:tcMar>
+              <w:top w:type="dxa" w:w="60"/>
+              <w:left w:type="dxa" w:w="90"/>
+              <w:bottom w:type="dxa" w:w="60"/>
+              <w:right w:type="dxa" w:w="90"/>
+            </w:tcMar>
+            <w:vAlign w:val="top"/>
+          </w:tcPr>
+          <w:p>
+            <w:r>
+              <w:rPr>
+                <w:sz w:val="17"/>
+                <w:szCs w:val="17"/>
+              </w:rPr>
+              <w:t xml:space="preserve">BUG</w:t>
+              <w:noBreakHyphen/>
+              <w:t xml:space="preserve">015</w:t>
+            </w:r>
+          </w:p>
+        </w:tc>
+      </w:tr>
+      <w:tr>
+        <w:tc>
+          <w:tcPr>
+            <w:tcW w:type="dxa" w:w="1071"/>
+            <w:tcBorders>
+              <w:top w:val="single" w:color="CBD5E1" w:sz="4"/>
+              <w:left w:val="single" w:color="CBD5E1" w:sz="4"/>
+              <w:bottom w:val="single" w:color="CBD5E1" w:sz="4"/>
+              <w:right w:val="single" w:color="CBD5E1" w:sz="4"/>
+            </w:tcBorders>
+            <w:tcMar>
+              <w:top w:type="dxa" w:w="60"/>
+              <w:left w:type="dxa" w:w="90"/>
+              <w:bottom w:type="dxa" w:w="60"/>
+              <w:right w:type="dxa" w:w="90"/>
+            </w:tcMar>
+            <w:vAlign w:val="top"/>
+          </w:tcPr>
+          <w:p>
+            <w:r>
+              <w:rPr>
+                <w:sz w:val="17"/>
+                <w:szCs w:val="17"/>
+              </w:rPr>
+              <w:t xml:space="preserve">L-P-13</w:t>
+            </w:r>
+          </w:p>
+        </w:tc>
+        <w:tc>
+          <w:tcPr>
+            <w:tcW w:type="dxa" w:w="4726"/>
+            <w:tcBorders>
+              <w:top w:val="single" w:color="CBD5E1" w:sz="4"/>
+              <w:left w:val="single" w:color="CBD5E1" w:sz="4"/>
+              <w:bottom w:val="single" w:color="CBD5E1" w:sz="4"/>
+              <w:right w:val="single" w:color="CBD5E1" w:sz="4"/>
+            </w:tcBorders>
+            <w:tcMar>
+              <w:top w:type="dxa" w:w="60"/>
+              <w:left w:type="dxa" w:w="90"/>
+              <w:bottom w:type="dxa" w:w="60"/>
+              <w:right w:type="dxa" w:w="90"/>
+            </w:tcMar>
+            <w:vAlign w:val="top"/>
+          </w:tcPr>
+          <w:p>
+            <w:r>
+              <w:rPr>
+                <w:sz w:val="17"/>
+                <w:szCs w:val="17"/>
+              </w:rPr>
+              <w:t xml:space="preserve">No se consultan fuentes oficiales de personas (SIGEP, Registraduría)</w:t>
+            </w:r>
+          </w:p>
+        </w:tc>
+        <w:tc>
+          <w:tcPr>
+            <w:tcW w:type="dxa" w:w="3563"/>
+            <w:tcBorders>
+              <w:top w:val="single" w:color="CBD5E1" w:sz="4"/>
+              <w:left w:val="single" w:color="CBD5E1" w:sz="4"/>
+              <w:bottom w:val="single" w:color="CBD5E1" w:sz="4"/>
+              <w:right w:val="single" w:color="CBD5E1" w:sz="4"/>
+            </w:tcBorders>
+            <w:tcMar>
+              <w:top w:type="dxa" w:w="60"/>
+              <w:left w:type="dxa" w:w="90"/>
+              <w:bottom w:type="dxa" w:w="60"/>
+              <w:right w:type="dxa" w:w="90"/>
+            </w:tcMar>
+            <w:vAlign w:val="top"/>
+          </w:tcPr>
+          <w:p>
+            <w:r>
+              <w:rPr>
+                <w:rFonts w:ascii="Consolas" w:cs="Consolas" w:eastAsia="Consolas" w:hAnsi="Consolas"/>
+                <w:sz w:val="16"/>
+                <w:szCs w:val="16"/>
+                <w:shd w:fill="F1F5F9" w:color="auto" w:val="clear"/>
+              </w:rPr>
+              <w:t xml:space="preserve">docs/VIABILIDAD_SIGEP_DATOS_ABIERTOS.md</w:t>
+            </w:r>
+          </w:p>
+        </w:tc>
+      </w:tr>
+      <w:tr>
+        <w:tc>
+          <w:tcPr>
+            <w:tcW w:type="dxa" w:w="1071"/>
             <w:tcBorders>
               <w:top w:val="single" w:color="CBD5E1" w:sz="4"/>
               <w:left w:val="single" w:color="CBD5E1" w:sz="4"/>
@@ -1840,7 +1864,7 @@
         </w:tc>
         <w:tc>
           <w:tcPr>
-            <w:tcW w:type="dxa" w:w="4673"/>
+            <w:tcW w:type="dxa" w:w="4726"/>
             <w:tcBorders>
               <w:top w:val="single" w:color="CBD5E1" w:sz="4"/>
               <w:left w:val="single" w:color="CBD5E1" w:sz="4"/>
@@ -1867,7 +1891,7 @@
         </w:tc>
         <w:tc>
           <w:tcPr>
-            <w:tcW w:type="dxa" w:w="3605"/>
+            <w:tcW w:type="dxa" w:w="3563"/>
             <w:tcBorders>
               <w:top w:val="single" w:color="CBD5E1" w:sz="4"/>
               <w:left w:val="single" w:color="CBD5E1" w:sz="4"/>
@@ -3562,7 +3586,7 @@
               </w:rPr>
               <w:t xml:space="preserve"> (ver </w:t>
             </w:r>
-            <w:hyperlink w:history="1" r:id="rId_bwmqqxwzqkljq66m_vzg">
+            <w:hyperlink w:history="1" r:id="rIdj2xfyp4ovlnyfd97diiev">
               <w:r>
                 <w:rPr>
                   <w:color w:val="1D4ED8"/>
@@ -3690,7 +3714,7 @@
         </w:numPr>
         <w:spacing w:after="40"/>
       </w:pPr>
-      <w:hyperlink w:history="1" r:id="rId1rngghqu5vhp6unhj7uqo">
+      <w:hyperlink w:history="1" r:id="rIdvqq7_z9byuv21a0fkd6sq">
         <w:r>
           <w:rPr>
             <w:color w:val="1D4ED8"/>
@@ -3709,7 +3733,7 @@
         </w:numPr>
         <w:spacing w:after="40"/>
       </w:pPr>
-      <w:hyperlink w:history="1" r:id="rIdr1tsdv3icviwrrnm_lo7q">
+      <w:hyperlink w:history="1" r:id="rIdcbc0d6wple7jqqdg3rtsf">
         <w:r>
           <w:rPr>
             <w:color w:val="1D4ED8"/>
@@ -3728,7 +3752,7 @@
         </w:numPr>
         <w:spacing w:after="40"/>
       </w:pPr>
-      <w:hyperlink w:history="1" r:id="rIda_yenzvw8xhfxxubi2bow">
+      <w:hyperlink w:history="1" r:id="rIduqjxl7qltqjawuwuypqrd">
         <w:r>
           <w:rPr>
             <w:color w:val="1D4ED8"/>
